--- a/registry/jobs/2026-07-24_210330_shippypro_apply-now/application/cover-letter.docx
+++ b/registry/jobs/2026-07-24_210330_shippypro_apply-now/application/cover-letter.docx
@@ -16,7 +16,7 @@
           <w:szCs w:val="24"/>
           <w:rtl w:val="false"/>
         </w:rPr>
-        <w:t xml:space="preserve">Dear ShippyPro Hiring Team,</w:t>
+        <w:t xml:space="preserve">Dear ShippyPro hiring team,</w:t>
       </w:r>
     </w:p>
     <w:p>
@@ -33,7 +33,7 @@
           <w:szCs w:val="24"/>
           <w:rtl w:val="false"/>
         </w:rPr>
-        <w:t xml:space="preserve">I am applying for the Senior Software Engineer role. I bring more than 15 years of backend experience across PHP and Go, with a focus on reliable systems, APIs, event-driven architecture, and the technical decisions that keep production services maintainable as they grow.</w:t>
+        <w:t xml:space="preserve">I am applying for the Senior Software Engineer role. I have spent more than 15 years building backend systems in PHP and Go, with deep Laravel experience and hands-on work in microservices, messaging, AWS, and production reliability.</w:t>
       </w:r>
     </w:p>
     <w:p>
@@ -50,7 +50,7 @@
           <w:szCs w:val="24"/>
           <w:rtl w:val="false"/>
         </w:rPr>
-        <w:t xml:space="preserve">At airSlate, I worked on PHP/Laravel and Symfony backend services, addressed API and database-performance bottlenecks, and helped migrate services from ECS to Kubernetes with Helm, GitHub Actions, and ArgoCD. At Simple.life, I designed and owned a Go-based automation platform connecting external systems and internal services, including resilient message delivery with retries and monitoring. Earlier, I led development of a transactional-email system that scaled to around 50 million emails per month and operated through peak traffic periods.</w:t>
+        <w:t xml:space="preserve">At airSlate, I worked on PHP and Laravel services, reduced database load during high-traffic periods, improved API and query performance, and moved services from ECS to Kubernetes with Helm, GitHub Actions, and ArgoCD. At PDFfiller, I led five backend engineers building a transactional email service that scaled to about 50 million messages each month. That work required sound technical decisions around queues, delivery reliability, and peak traffic.</w:t>
       </w:r>
     </w:p>
     <w:p>
@@ -67,7 +67,24 @@
           <w:szCs w:val="24"/>
           <w:rtl w:val="false"/>
         </w:rPr>
-        <w:t xml:space="preserve">ShippyPro’s work on carrier integrations, asynchronous workflows, and scalable backend services is a strong match for my experience with integration-heavy platforms, production reliability, and pragmatic architecture. I would welcome the opportunity to discuss how I could contribute to backend systems that support the company’s shipping platform and product teams.</w:t>
+        <w:t xml:space="preserve">My recent work at Simple.life focused on support automation: a Go platform connecting Zendesk, Intercom, and internal services. I built delivery pipelines with retries, fallback logic, and monitoring, and I integrated LLM-powered triage that automated or deflected up to 30% of inbound tickets.</w:t>
+      </w:r>
+    </w:p>
+    <w:p>
+      <w:pPr>
+        <w:bidi w:val="false"/>
+        <w:spacing w:after="120" w:before="120" w:line="259.20000000000005"/>
+        <w:jc w:val="left"/>
+      </w:pPr>
+      <w:r>
+        <w:rPr>
+          <w:rFonts w:ascii="Aptos" w:cs="Aptos" w:eastAsia="Aptos" w:hAnsi="Aptos"/>
+          <w:color w:val="000000"/>
+          <w:sz w:val="24"/>
+          <w:szCs w:val="24"/>
+          <w:rtl w:val="false"/>
+        </w:rPr>
+        <w:t xml:space="preserve">ShippyPro's product depends on integrations, asynchronous workflows, and systems that keep operating under load. I would bring experience with PHP, Laravel, RabbitMQ, AWS, backend architecture, and operational problem solving to that work.</w:t>
       </w:r>
     </w:p>
     <w:p>
